--- a/hin/docx/20.content.docx
+++ b/hin/docx/20.content.docx
@@ -19,7 +19,7 @@
         <w:rPr>
           <w:lang w:val="hi_IN" w:bidi="hi_IN"/>
         </w:rPr>
-        <w:t>Resource: अध्ययन नोट्स - पुस्तक परिचय (टिंडेल)</w:t>
+        <w:t>Resource: Tyndale Open Study Notes</w:t>
       </w:r>
       <w:r>
         <w:rPr>
@@ -112,7 +112,7 @@
         <w:rPr>
           <w:lang w:val="hi_IN" w:bidi="hi_IN"/>
         </w:rPr>
-        <w:t>अध्ययन नोट्स - पुस्तक परिचय (टिंडेल)</w:t>
+        <w:t>Tyndale Open Study Notes</w:t>
       </w:r>
     </w:p>
     <w:p>

--- a/hin/docx/20.content.docx
+++ b/hin/docx/20.content.docx
@@ -19,7 +19,7 @@
         <w:rPr>
           <w:lang w:val="hi_IN" w:bidi="hi_IN"/>
         </w:rPr>
-        <w:t>Resource: Tyndale Open Study Notes</w:t>
+        <w:t>Resource: Aquifer Open Study Notes (Book Intros)</w:t>
       </w:r>
       <w:r>
         <w:rPr>
@@ -112,7 +112,7 @@
         <w:rPr>
           <w:lang w:val="hi_IN" w:bidi="hi_IN"/>
         </w:rPr>
-        <w:t>Tyndale Open Study Notes</w:t>
+        <w:t>Aquifer Open Study Notes (Book Intros)</w:t>
       </w:r>
     </w:p>
     <w:p>

--- a/hin/docx/20.content.docx
+++ b/hin/docx/20.content.docx
@@ -283,36 +283,24 @@
         </w:rPr>
         <w:t>नीतिवचन प्राचीन इस्राएल की बुद्धिमानी भरी कहावतों, सलाह, निर्देशों और चेतावनियों का संकलन है। पुस्तक के दो प्रमुख भाग हैं: यह एक पिता द्वारा अपने पुत्र को दिए गए वार्तालापों से शुरू होती है (</w:t>
       </w:r>
-      <w:hyperlink r:id="rId13">
-        <w:r>
-          <w:rPr>
-            <w:lang w:val="hi_IN" w:bidi="hi_IN"/>
-          </w:rPr>
-          <w:rPr>
-            <w:color w:val="0000EE"/>
-            <w:u w:val="single"/>
-          </w:rPr>
-          <w:t>अध्याय 1–9</w:t>
-        </w:r>
-      </w:hyperlink>
+      <w:r>
+        <w:rPr>
+          <w:lang w:val="hi_IN" w:bidi="hi_IN"/>
+        </w:rPr>
+        <w:t>अध्याय 1–9</w:t>
+      </w:r>
       <w:r>
         <w:rPr>
           <w:lang w:val="hi_IN" w:bidi="hi_IN"/>
         </w:rPr>
         <w:t>)। इसके बाद विभिन्न लेखकों द्वारा विभिन्न विषयों पर बुद्धिमान कहावतों का संग्रह है (</w:t>
       </w:r>
-      <w:hyperlink r:id="rId14">
-        <w:r>
-          <w:rPr>
-            <w:lang w:val="hi_IN" w:bidi="hi_IN"/>
-          </w:rPr>
-          <w:rPr>
-            <w:color w:val="0000EE"/>
-            <w:u w:val="single"/>
-          </w:rPr>
-          <w:t>अध्याय 10–31</w:t>
-        </w:r>
-      </w:hyperlink>
+      <w:r>
+        <w:rPr>
+          <w:lang w:val="hi_IN" w:bidi="hi_IN"/>
+        </w:rPr>
+        <w:t>अध्याय 10–31</w:t>
+      </w:r>
       <w:r>
         <w:rPr>
           <w:lang w:val="hi_IN" w:bidi="hi_IN"/>
@@ -406,18 +394,12 @@
         </w:rPr>
         <w:t>(</w:t>
       </w:r>
-      <w:hyperlink r:id="rId15">
-        <w:r>
-          <w:rPr>
-            <w:lang w:val="hi_IN" w:bidi="hi_IN"/>
-          </w:rPr>
-          <w:rPr>
-            <w:color w:val="0000EE"/>
-            <w:u w:val="single"/>
-          </w:rPr>
-          <w:t>10:26</w:t>
-        </w:r>
-      </w:hyperlink>
+      <w:r>
+        <w:rPr>
+          <w:lang w:val="hi_IN" w:bidi="hi_IN"/>
+        </w:rPr>
+        <w:t>10:26</w:t>
+      </w:r>
       <w:r>
         <w:rPr>
           <w:lang w:val="hi_IN" w:bidi="hi_IN"/>
@@ -485,18 +467,12 @@
         </w:rPr>
         <w:t xml:space="preserve"> (</w:t>
       </w:r>
-      <w:hyperlink r:id="rId16">
-        <w:r>
-          <w:rPr>
-            <w:lang w:val="hi_IN" w:bidi="hi_IN"/>
-          </w:rPr>
-          <w:rPr>
-            <w:color w:val="0000EE"/>
-            <w:u w:val="single"/>
-          </w:rPr>
-          <w:t>16:13</w:t>
-        </w:r>
-      </w:hyperlink>
+      <w:r>
+        <w:rPr>
+          <w:lang w:val="hi_IN" w:bidi="hi_IN"/>
+        </w:rPr>
+        <w:t>16:13</w:t>
+      </w:r>
       <w:r>
         <w:rPr>
           <w:lang w:val="hi_IN" w:bidi="hi_IN"/>
@@ -564,18 +540,12 @@
         </w:rPr>
         <w:t xml:space="preserve"> (</w:t>
       </w:r>
-      <w:hyperlink r:id="rId17">
-        <w:r>
-          <w:rPr>
-            <w:lang w:val="hi_IN" w:bidi="hi_IN"/>
-          </w:rPr>
-          <w:rPr>
-            <w:color w:val="0000EE"/>
-            <w:u w:val="single"/>
-          </w:rPr>
-          <w:t>14:1</w:t>
-        </w:r>
-      </w:hyperlink>
+      <w:r>
+        <w:rPr>
+          <w:lang w:val="hi_IN" w:bidi="hi_IN"/>
+        </w:rPr>
+        <w:t>14:1</w:t>
+      </w:r>
       <w:r>
         <w:rPr>
           <w:lang w:val="hi_IN" w:bidi="hi_IN"/>
@@ -630,18 +600,12 @@
         </w:rPr>
         <w:t xml:space="preserve"> (</w:t>
       </w:r>
-      <w:hyperlink r:id="rId18">
-        <w:r>
-          <w:rPr>
-            <w:lang w:val="hi_IN" w:bidi="hi_IN"/>
-          </w:rPr>
-          <w:rPr>
-            <w:color w:val="0000EE"/>
-            <w:u w:val="single"/>
-          </w:rPr>
-          <w:t>15:16</w:t>
-        </w:r>
-      </w:hyperlink>
+      <w:r>
+        <w:rPr>
+          <w:lang w:val="hi_IN" w:bidi="hi_IN"/>
+        </w:rPr>
+        <w:t>15:16</w:t>
+      </w:r>
       <w:r>
         <w:rPr>
           <w:lang w:val="hi_IN" w:bidi="hi_IN"/>
@@ -687,144 +651,96 @@
         </w:rPr>
         <w:t>नीतिवचन की शुरुआत सुलैमान (</w:t>
       </w:r>
-      <w:hyperlink r:id="rId19">
-        <w:r>
-          <w:rPr>
-            <w:lang w:val="hi_IN" w:bidi="hi_IN"/>
-          </w:rPr>
-          <w:rPr>
-            <w:color w:val="0000EE"/>
-            <w:u w:val="single"/>
-          </w:rPr>
-          <w:t>1:1</w:t>
-        </w:r>
-      </w:hyperlink>
+      <w:r>
+        <w:rPr>
+          <w:lang w:val="hi_IN" w:bidi="hi_IN"/>
+        </w:rPr>
+        <w:t>1:1</w:t>
+      </w:r>
       <w:r>
         <w:rPr>
           <w:lang w:val="hi_IN" w:bidi="hi_IN"/>
         </w:rPr>
         <w:t>) ने की थी, जो एक बुद्धिमान राजा था (</w:t>
       </w:r>
-      <w:hyperlink r:id="rId20">
-        <w:r>
-          <w:rPr>
-            <w:lang w:val="hi_IN" w:bidi="hi_IN"/>
-          </w:rPr>
-          <w:rPr>
-            <w:color w:val="0000EE"/>
-            <w:u w:val="single"/>
-          </w:rPr>
-          <w:t>1 रा 3:5–15</w:t>
-        </w:r>
-      </w:hyperlink>
+      <w:r>
+        <w:rPr>
+          <w:lang w:val="hi_IN" w:bidi="hi_IN"/>
+        </w:rPr>
+        <w:t>1 रा 3:5–15</w:t>
+      </w:r>
       <w:r>
         <w:rPr>
           <w:lang w:val="hi_IN" w:bidi="hi_IN"/>
         </w:rPr>
         <w:t>) जिसने बुद्धिमानी भरी बातें इकट्ठी कीं और अपनी खुद की रचना की (</w:t>
       </w:r>
-      <w:hyperlink r:id="rId21">
-        <w:r>
-          <w:rPr>
-            <w:lang w:val="hi_IN" w:bidi="hi_IN"/>
-          </w:rPr>
-          <w:rPr>
-            <w:color w:val="0000EE"/>
-            <w:u w:val="single"/>
-          </w:rPr>
-          <w:t>1 रा 4:29–32</w:t>
-        </w:r>
-      </w:hyperlink>
+      <w:r>
+        <w:rPr>
+          <w:lang w:val="hi_IN" w:bidi="hi_IN"/>
+        </w:rPr>
+        <w:t>1 रा 4:29–32</w:t>
+      </w:r>
       <w:r>
         <w:rPr>
           <w:lang w:val="hi_IN" w:bidi="hi_IN"/>
         </w:rPr>
         <w:t>)। बाद के शिक्षकों द्वारा लिखी या संपादित सामग्री को फिर जोड़ा गया। उदाहरण के लिए, सुलैमान के दो सौ साल बाद, “यहूदा के राजा हिजकिय्याह के सलाहकारों” ने सुलैमान की अतिरिक्त नीतिवचन को इकट्ठा किया और उन्हें संकलन में जोड़ दिया (</w:t>
       </w:r>
-      <w:hyperlink r:id="rId22">
-        <w:r>
-          <w:rPr>
-            <w:lang w:val="hi_IN" w:bidi="hi_IN"/>
-          </w:rPr>
-          <w:rPr>
-            <w:color w:val="0000EE"/>
-            <w:u w:val="single"/>
-          </w:rPr>
-          <w:t>नीति 25:1</w:t>
-        </w:r>
-      </w:hyperlink>
+      <w:r>
+        <w:rPr>
+          <w:lang w:val="hi_IN" w:bidi="hi_IN"/>
+        </w:rPr>
+        <w:t>नीति 25:1</w:t>
+      </w:r>
       <w:r>
         <w:rPr>
           <w:lang w:val="hi_IN" w:bidi="hi_IN"/>
         </w:rPr>
         <w:t>)। नीतिवचन में उल्लिखित अन्य रचनाकारों या संपादकों में आगूर (</w:t>
       </w:r>
-      <w:hyperlink r:id="rId23">
-        <w:r>
-          <w:rPr>
-            <w:lang w:val="hi_IN" w:bidi="hi_IN"/>
-          </w:rPr>
-          <w:rPr>
-            <w:color w:val="0000EE"/>
-            <w:u w:val="single"/>
-          </w:rPr>
-          <w:t>30:1</w:t>
-        </w:r>
-      </w:hyperlink>
+      <w:r>
+        <w:rPr>
+          <w:lang w:val="hi_IN" w:bidi="hi_IN"/>
+        </w:rPr>
+        <w:t>30:1</w:t>
+      </w:r>
       <w:r>
         <w:rPr>
           <w:lang w:val="hi_IN" w:bidi="hi_IN"/>
         </w:rPr>
         <w:t>), लमूएल (</w:t>
       </w:r>
-      <w:hyperlink r:id="rId24">
-        <w:r>
-          <w:rPr>
-            <w:lang w:val="hi_IN" w:bidi="hi_IN"/>
-          </w:rPr>
-          <w:rPr>
-            <w:color w:val="0000EE"/>
-            <w:u w:val="single"/>
-          </w:rPr>
-          <w:t>31:1</w:t>
-        </w:r>
-      </w:hyperlink>
+      <w:r>
+        <w:rPr>
+          <w:lang w:val="hi_IN" w:bidi="hi_IN"/>
+        </w:rPr>
+        <w:t>31:1</w:t>
+      </w:r>
       <w:r>
         <w:rPr>
           <w:lang w:val="hi_IN" w:bidi="hi_IN"/>
         </w:rPr>
         <w:t>), और “बुद्धिमान” (</w:t>
       </w:r>
-      <w:hyperlink r:id="rId25">
-        <w:r>
-          <w:rPr>
-            <w:lang w:val="hi_IN" w:bidi="hi_IN"/>
-          </w:rPr>
-          <w:rPr>
-            <w:color w:val="0000EE"/>
-            <w:u w:val="single"/>
-          </w:rPr>
-          <w:t>22:17</w:t>
-        </w:r>
-      </w:hyperlink>
+      <w:r>
+        <w:rPr>
+          <w:lang w:val="hi_IN" w:bidi="hi_IN"/>
+        </w:rPr>
+        <w:t>22:17</w:t>
+      </w:r>
       <w:r>
         <w:rPr>
           <w:lang w:val="hi_IN" w:bidi="hi_IN"/>
         </w:rPr>
         <w:t xml:space="preserve">; </w:t>
       </w:r>
-      <w:hyperlink r:id="rId26">
-        <w:r>
-          <w:rPr>
-            <w:lang w:val="hi_IN" w:bidi="hi_IN"/>
-          </w:rPr>
-          <w:rPr>
-            <w:color w:val="0000EE"/>
-            <w:u w:val="single"/>
-          </w:rPr>
-          <w:t>24:23</w:t>
-        </w:r>
-      </w:hyperlink>
+      <w:r>
+        <w:rPr>
+          <w:lang w:val="hi_IN" w:bidi="hi_IN"/>
+        </w:rPr>
+        <w:t>24:23</w:t>
+      </w:r>
       <w:r>
         <w:rPr>
           <w:lang w:val="hi_IN" w:bidi="hi_IN"/>
@@ -845,18 +761,12 @@
         </w:rPr>
         <w:t>कुछ कहावतें पड़ोसी देशों से प्रभावित हैं, जैसे कि बुद्धिमानों की “तीस कहावतें” (</w:t>
       </w:r>
-      <w:hyperlink r:id="rId27">
-        <w:r>
-          <w:rPr>
-            <w:lang w:val="hi_IN" w:bidi="hi_IN"/>
-          </w:rPr>
-          <w:rPr>
-            <w:color w:val="0000EE"/>
-            <w:u w:val="single"/>
-          </w:rPr>
-          <w:t>22:17–24:22</w:t>
-        </w:r>
-      </w:hyperlink>
+      <w:r>
+        <w:rPr>
+          <w:lang w:val="hi_IN" w:bidi="hi_IN"/>
+        </w:rPr>
+        <w:t>22:17–24:22</w:t>
+      </w:r>
       <w:r>
         <w:rPr>
           <w:lang w:val="hi_IN" w:bidi="hi_IN"/>
@@ -895,18 +805,12 @@
           <w:lang w:val="hi_IN" w:bidi="hi_IN"/>
         </w:rPr>
       </w:r>
-      <w:hyperlink r:id="rId28">
-        <w:r>
-          <w:rPr>
-            <w:lang w:val="hi_IN" w:bidi="hi_IN"/>
-          </w:rPr>
-          <w:rPr>
-            <w:color w:val="0000EE"/>
-            <w:u w:val="single"/>
-          </w:rPr>
-          <w:t>नीतिवचन 1:8–9:18</w:t>
-        </w:r>
-      </w:hyperlink>
+      <w:r>
+        <w:rPr>
+          <w:lang w:val="hi_IN" w:bidi="hi_IN"/>
+        </w:rPr>
+        <w:t>नीतिवचन 1:8–9:18</w:t>
+      </w:r>
       <w:r>
         <w:rPr>
           <w:lang w:val="hi_IN" w:bidi="hi_IN"/>
@@ -926,18 +830,12 @@
         </w:rPr>
         <w:t xml:space="preserve"> के प्राप्तकर्ता एक शिष्य था। हालांकि, नीतिवचन में "माता" की उपस्थिति (जैसे, </w:t>
       </w:r>
-      <w:hyperlink r:id="rId29">
-        <w:r>
-          <w:rPr>
-            <w:lang w:val="hi_IN" w:bidi="hi_IN"/>
-          </w:rPr>
-          <w:rPr>
-            <w:color w:val="0000EE"/>
-            <w:u w:val="single"/>
-          </w:rPr>
-          <w:t>1:8</w:t>
-        </w:r>
-      </w:hyperlink>
+      <w:r>
+        <w:rPr>
+          <w:lang w:val="hi_IN" w:bidi="hi_IN"/>
+        </w:rPr>
+        <w:t>1:8</w:t>
+      </w:r>
       <w:r>
         <w:rPr>
           <w:lang w:val="hi_IN" w:bidi="hi_IN"/>
@@ -958,72 +856,48 @@
         </w:rPr>
         <w:t>अधिकांश बाते महिलाओं की तुलना में युवा पुरुषों के लिए अधिक उपयुक्त है (जैसे अनैतिक महिलाओं से बचने की चेतावनियाँ), फिर भी नीतिवचन में केवल युवा पुरुषों की तुलना में बहुत व्यापक पाठक हैं। इसका उद्देश्य लोगों को बुद्धि सिखाना है (</w:t>
       </w:r>
-      <w:hyperlink r:id="rId30">
-        <w:r>
-          <w:rPr>
-            <w:lang w:val="hi_IN" w:bidi="hi_IN"/>
-          </w:rPr>
-          <w:rPr>
-            <w:color w:val="0000EE"/>
-            <w:u w:val="single"/>
-          </w:rPr>
-          <w:t>1:2</w:t>
-        </w:r>
-      </w:hyperlink>
+      <w:r>
+        <w:rPr>
+          <w:lang w:val="hi_IN" w:bidi="hi_IN"/>
+        </w:rPr>
+        <w:t>1:2</w:t>
+      </w:r>
       <w:r>
         <w:rPr>
           <w:lang w:val="hi_IN" w:bidi="hi_IN"/>
         </w:rPr>
         <w:t>), साधारण लोगों को (</w:t>
       </w:r>
-      <w:hyperlink r:id="rId31">
-        <w:r>
-          <w:rPr>
-            <w:lang w:val="hi_IN" w:bidi="hi_IN"/>
-          </w:rPr>
-          <w:rPr>
-            <w:color w:val="0000EE"/>
-            <w:u w:val="single"/>
-          </w:rPr>
-          <w:t>1:4</w:t>
-        </w:r>
-      </w:hyperlink>
+      <w:r>
+        <w:rPr>
+          <w:lang w:val="hi_IN" w:bidi="hi_IN"/>
+        </w:rPr>
+        <w:t>1:4</w:t>
+      </w:r>
       <w:r>
         <w:rPr>
           <w:lang w:val="hi_IN" w:bidi="hi_IN"/>
         </w:rPr>
         <w:t>) और बुद्धिमानों को (</w:t>
       </w:r>
-      <w:hyperlink r:id="rId32">
-        <w:r>
-          <w:rPr>
-            <w:lang w:val="hi_IN" w:bidi="hi_IN"/>
-          </w:rPr>
-          <w:rPr>
-            <w:color w:val="0000EE"/>
-            <w:u w:val="single"/>
-          </w:rPr>
-          <w:t>1:5</w:t>
-        </w:r>
-      </w:hyperlink>
+      <w:r>
+        <w:rPr>
+          <w:lang w:val="hi_IN" w:bidi="hi_IN"/>
+        </w:rPr>
+        <w:t>1:5</w:t>
+      </w:r>
       <w:r>
         <w:rPr>
           <w:lang w:val="hi_IN" w:bidi="hi_IN"/>
         </w:rPr>
         <w:t>)। नीतिवचन सभी को संबोधित करता है - लेकिन हर कोई इसे ग्रहण नहीं करेगा (</w:t>
       </w:r>
-      <w:hyperlink r:id="rId33">
-        <w:r>
-          <w:rPr>
-            <w:lang w:val="hi_IN" w:bidi="hi_IN"/>
-          </w:rPr>
-          <w:rPr>
-            <w:color w:val="0000EE"/>
-            <w:u w:val="single"/>
-          </w:rPr>
-          <w:t>1:7</w:t>
-        </w:r>
-      </w:hyperlink>
+      <w:r>
+        <w:rPr>
+          <w:lang w:val="hi_IN" w:bidi="hi_IN"/>
+        </w:rPr>
+        <w:t>1:7</w:t>
+      </w:r>
       <w:r>
         <w:rPr>
           <w:lang w:val="hi_IN" w:bidi="hi_IN"/>
@@ -1083,18 +957,12 @@
         </w:rPr>
         <w:t>नीतिवचन की सलाह कभी-कभी खुद से ही विरोधाभासी लगती है, लेकिन बुद्धि और सावधानीपूर्वक पढ़ने से पता चलता है कि प्रत्येक सलाह किन परिस्थितियों में लागू होती है। क्या हमें मूर्ख के तर्कों का जवाब देना चाहिए? या जब हमें पता चले कि हम मूर्ख से बहस कर रहे हैं तो हमें चुप हो जाना चाहिए (</w:t>
       </w:r>
-      <w:hyperlink r:id="rId34">
-        <w:r>
-          <w:rPr>
-            <w:lang w:val="hi_IN" w:bidi="hi_IN"/>
-          </w:rPr>
-          <w:rPr>
-            <w:color w:val="0000EE"/>
-            <w:u w:val="single"/>
-          </w:rPr>
-          <w:t>26:4–5</w:t>
-        </w:r>
-      </w:hyperlink>
+      <w:r>
+        <w:rPr>
+          <w:lang w:val="hi_IN" w:bidi="hi_IN"/>
+        </w:rPr>
+        <w:t>26:4–5</w:t>
+      </w:r>
       <w:r>
         <w:rPr>
           <w:lang w:val="hi_IN" w:bidi="hi_IN"/>
@@ -1115,18 +983,12 @@
         </w:rPr>
         <w:t xml:space="preserve">नीतिवचन की बुद्धि व्यावहारिक है, लेकिन कहावतों में अच्छी सलाह के अलावा और भी बहुत कुछ होता है। असली बुद्धि परमेश्वर के साथ एक श्रद्धापूर्ण, विश्वास से भरे रिश्ते पर आधारित है, जो सभी बुद्धि का सच्चा स्रोत है। यह संदेश </w:t>
       </w:r>
-      <w:hyperlink r:id="rId33">
-        <w:r>
-          <w:rPr>
-            <w:lang w:val="hi_IN" w:bidi="hi_IN"/>
-          </w:rPr>
-          <w:rPr>
-            <w:color w:val="0000EE"/>
-            <w:u w:val="single"/>
-          </w:rPr>
-          <w:t>1:7</w:t>
-        </w:r>
-      </w:hyperlink>
+      <w:r>
+        <w:rPr>
+          <w:lang w:val="hi_IN" w:bidi="hi_IN"/>
+        </w:rPr>
+        <w:t>1:7</w:t>
+      </w:r>
       <w:r>
         <w:rPr>
           <w:lang w:val="hi_IN" w:bidi="hi_IN"/>
